--- a/report/Дневник.docx
+++ b/report/Дневник.docx
@@ -1888,1784 +1888,6 @@
           </w:p>
         </w:tc>
       </w:tr>
-      <w:tr>
-        <w:trPr/>
-        <w:tc>
-          <w:tcPr>
-            <w:tcW w:w="1245" w:type="dxa"/>
-            <w:tcBorders>
-              <w:top w:val="single" w:sz="4" w:space="0" w:color="000000"/>
-              <w:left w:val="single" w:sz="4" w:space="0" w:color="000000"/>
-              <w:bottom w:val="single" w:sz="4" w:space="0" w:color="000000"/>
-              <w:right w:val="single" w:sz="4" w:space="0" w:color="000000"/>
-            </w:tcBorders>
-            <w:vAlign w:val="center"/>
-          </w:tcPr>
-          <w:p>
-            <w:pPr>
-              <w:pStyle w:val="Normal"/>
-              <w:spacing w:lineRule="auto" w:line="240" w:before="0" w:after="0"/>
-              <w:jc w:val="center"/>
-              <w:rPr>
-                <w:rFonts w:ascii="Times New Roman" w:hAnsi="Times New Roman" w:eastAsia="Times New Roman" w:cs="Times New Roman"/>
-                <w:sz w:val="28"/>
-                <w:szCs w:val="28"/>
-              </w:rPr>
-            </w:pPr>
-            <w:r>
-              <w:rPr>
-                <w:rFonts w:eastAsia="Times New Roman" w:cs="Times New Roman" w:ascii="Times New Roman" w:hAnsi="Times New Roman"/>
-                <w:sz w:val="28"/>
-                <w:szCs w:val="28"/>
-              </w:rPr>
-            </w:r>
-          </w:p>
-        </w:tc>
-        <w:tc>
-          <w:tcPr>
-            <w:tcW w:w="1639" w:type="dxa"/>
-            <w:tcBorders>
-              <w:top w:val="single" w:sz="4" w:space="0" w:color="000000"/>
-              <w:left w:val="single" w:sz="4" w:space="0" w:color="000000"/>
-              <w:bottom w:val="single" w:sz="4" w:space="0" w:color="000000"/>
-              <w:right w:val="single" w:sz="4" w:space="0" w:color="000000"/>
-            </w:tcBorders>
-            <w:vAlign w:val="center"/>
-          </w:tcPr>
-          <w:p>
-            <w:pPr>
-              <w:pStyle w:val="Normal"/>
-              <w:spacing w:lineRule="auto" w:line="240" w:before="0" w:after="0"/>
-              <w:jc w:val="center"/>
-              <w:rPr>
-                <w:rFonts w:ascii="Times New Roman" w:hAnsi="Times New Roman" w:eastAsia="Times New Roman" w:cs="Times New Roman"/>
-                <w:sz w:val="28"/>
-                <w:szCs w:val="28"/>
-              </w:rPr>
-            </w:pPr>
-            <w:r>
-              <w:rPr>
-                <w:rFonts w:eastAsia="Times New Roman" w:cs="Times New Roman" w:ascii="Times New Roman" w:hAnsi="Times New Roman"/>
-                <w:sz w:val="28"/>
-                <w:szCs w:val="28"/>
-              </w:rPr>
-            </w:r>
-          </w:p>
-        </w:tc>
-        <w:tc>
-          <w:tcPr>
-            <w:tcW w:w="4913" w:type="dxa"/>
-            <w:tcBorders>
-              <w:top w:val="single" w:sz="4" w:space="0" w:color="000000"/>
-              <w:left w:val="single" w:sz="4" w:space="0" w:color="000000"/>
-              <w:bottom w:val="single" w:sz="4" w:space="0" w:color="000000"/>
-              <w:right w:val="single" w:sz="4" w:space="0" w:color="000000"/>
-            </w:tcBorders>
-            <w:vAlign w:val="center"/>
-          </w:tcPr>
-          <w:p>
-            <w:pPr>
-              <w:pStyle w:val="Normal"/>
-              <w:spacing w:lineRule="auto" w:line="240" w:before="0" w:after="0"/>
-              <w:jc w:val="both"/>
-              <w:rPr>
-                <w:rFonts w:ascii="Times New Roman" w:hAnsi="Times New Roman" w:eastAsia="Times New Roman" w:cs="Times New Roman"/>
-                <w:sz w:val="28"/>
-                <w:szCs w:val="28"/>
-              </w:rPr>
-            </w:pPr>
-            <w:r>
-              <w:rPr>
-                <w:rFonts w:eastAsia="Times New Roman" w:cs="Times New Roman" w:ascii="Times New Roman" w:hAnsi="Times New Roman"/>
-                <w:sz w:val="28"/>
-                <w:szCs w:val="28"/>
-              </w:rPr>
-            </w:r>
-          </w:p>
-        </w:tc>
-        <w:tc>
-          <w:tcPr>
-            <w:tcW w:w="2125" w:type="dxa"/>
-            <w:tcBorders>
-              <w:top w:val="single" w:sz="4" w:space="0" w:color="000000"/>
-              <w:left w:val="single" w:sz="4" w:space="0" w:color="000000"/>
-              <w:bottom w:val="single" w:sz="4" w:space="0" w:color="000000"/>
-              <w:right w:val="single" w:sz="4" w:space="0" w:color="000000"/>
-            </w:tcBorders>
-            <w:vAlign w:val="center"/>
-          </w:tcPr>
-          <w:p>
-            <w:pPr>
-              <w:pStyle w:val="Normal"/>
-              <w:spacing w:lineRule="auto" w:line="240" w:before="0" w:after="0"/>
-              <w:jc w:val="center"/>
-              <w:rPr>
-                <w:rFonts w:ascii="Times New Roman" w:hAnsi="Times New Roman" w:eastAsia="Times New Roman" w:cs="Times New Roman"/>
-                <w:sz w:val="28"/>
-                <w:szCs w:val="28"/>
-              </w:rPr>
-            </w:pPr>
-            <w:r>
-              <w:rPr>
-                <w:rFonts w:eastAsia="Times New Roman" w:cs="Times New Roman" w:ascii="Times New Roman" w:hAnsi="Times New Roman"/>
-                <w:sz w:val="28"/>
-                <w:szCs w:val="28"/>
-              </w:rPr>
-            </w:r>
-          </w:p>
-        </w:tc>
-      </w:tr>
-      <w:tr>
-        <w:trPr/>
-        <w:tc>
-          <w:tcPr>
-            <w:tcW w:w="1245" w:type="dxa"/>
-            <w:tcBorders>
-              <w:top w:val="single" w:sz="4" w:space="0" w:color="000000"/>
-              <w:left w:val="single" w:sz="4" w:space="0" w:color="000000"/>
-              <w:bottom w:val="single" w:sz="4" w:space="0" w:color="000000"/>
-              <w:right w:val="single" w:sz="4" w:space="0" w:color="000000"/>
-            </w:tcBorders>
-            <w:vAlign w:val="center"/>
-          </w:tcPr>
-          <w:p>
-            <w:pPr>
-              <w:pStyle w:val="Normal"/>
-              <w:spacing w:lineRule="auto" w:line="240" w:before="0" w:after="0"/>
-              <w:jc w:val="center"/>
-              <w:rPr>
-                <w:rFonts w:ascii="Times New Roman" w:hAnsi="Times New Roman" w:eastAsia="Times New Roman" w:cs="Times New Roman"/>
-                <w:sz w:val="28"/>
-                <w:szCs w:val="28"/>
-              </w:rPr>
-            </w:pPr>
-            <w:r>
-              <w:rPr>
-                <w:rFonts w:eastAsia="Times New Roman" w:cs="Times New Roman" w:ascii="Times New Roman" w:hAnsi="Times New Roman"/>
-                <w:sz w:val="28"/>
-                <w:szCs w:val="28"/>
-              </w:rPr>
-            </w:r>
-          </w:p>
-        </w:tc>
-        <w:tc>
-          <w:tcPr>
-            <w:tcW w:w="1639" w:type="dxa"/>
-            <w:tcBorders>
-              <w:top w:val="single" w:sz="4" w:space="0" w:color="000000"/>
-              <w:left w:val="single" w:sz="4" w:space="0" w:color="000000"/>
-              <w:bottom w:val="single" w:sz="4" w:space="0" w:color="000000"/>
-              <w:right w:val="single" w:sz="4" w:space="0" w:color="000000"/>
-            </w:tcBorders>
-            <w:vAlign w:val="center"/>
-          </w:tcPr>
-          <w:p>
-            <w:pPr>
-              <w:pStyle w:val="Normal"/>
-              <w:spacing w:lineRule="auto" w:line="240" w:before="0" w:after="0"/>
-              <w:jc w:val="center"/>
-              <w:rPr>
-                <w:rFonts w:ascii="Times New Roman" w:hAnsi="Times New Roman" w:eastAsia="Times New Roman" w:cs="Times New Roman"/>
-                <w:sz w:val="28"/>
-                <w:szCs w:val="28"/>
-              </w:rPr>
-            </w:pPr>
-            <w:r>
-              <w:rPr>
-                <w:rFonts w:eastAsia="Times New Roman" w:cs="Times New Roman" w:ascii="Times New Roman" w:hAnsi="Times New Roman"/>
-                <w:sz w:val="28"/>
-                <w:szCs w:val="28"/>
-              </w:rPr>
-            </w:r>
-          </w:p>
-        </w:tc>
-        <w:tc>
-          <w:tcPr>
-            <w:tcW w:w="4913" w:type="dxa"/>
-            <w:tcBorders>
-              <w:top w:val="single" w:sz="4" w:space="0" w:color="000000"/>
-              <w:left w:val="single" w:sz="4" w:space="0" w:color="000000"/>
-              <w:bottom w:val="single" w:sz="4" w:space="0" w:color="000000"/>
-              <w:right w:val="single" w:sz="4" w:space="0" w:color="000000"/>
-            </w:tcBorders>
-            <w:vAlign w:val="center"/>
-          </w:tcPr>
-          <w:p>
-            <w:pPr>
-              <w:pStyle w:val="Normal"/>
-              <w:spacing w:lineRule="auto" w:line="240" w:before="0" w:after="0"/>
-              <w:jc w:val="both"/>
-              <w:rPr>
-                <w:rFonts w:ascii="Times New Roman" w:hAnsi="Times New Roman" w:eastAsia="Times New Roman" w:cs="Times New Roman"/>
-                <w:sz w:val="28"/>
-                <w:szCs w:val="28"/>
-              </w:rPr>
-            </w:pPr>
-            <w:r>
-              <w:rPr>
-                <w:rFonts w:eastAsia="Times New Roman" w:cs="Times New Roman" w:ascii="Times New Roman" w:hAnsi="Times New Roman"/>
-                <w:sz w:val="28"/>
-                <w:szCs w:val="28"/>
-              </w:rPr>
-            </w:r>
-          </w:p>
-        </w:tc>
-        <w:tc>
-          <w:tcPr>
-            <w:tcW w:w="2125" w:type="dxa"/>
-            <w:tcBorders>
-              <w:top w:val="single" w:sz="4" w:space="0" w:color="000000"/>
-              <w:left w:val="single" w:sz="4" w:space="0" w:color="000000"/>
-              <w:bottom w:val="single" w:sz="4" w:space="0" w:color="000000"/>
-              <w:right w:val="single" w:sz="4" w:space="0" w:color="000000"/>
-            </w:tcBorders>
-            <w:vAlign w:val="center"/>
-          </w:tcPr>
-          <w:p>
-            <w:pPr>
-              <w:pStyle w:val="Normal"/>
-              <w:spacing w:lineRule="auto" w:line="240" w:before="0" w:after="0"/>
-              <w:jc w:val="center"/>
-              <w:rPr>
-                <w:rFonts w:ascii="Times New Roman" w:hAnsi="Times New Roman" w:eastAsia="Times New Roman" w:cs="Times New Roman"/>
-                <w:sz w:val="28"/>
-                <w:szCs w:val="28"/>
-              </w:rPr>
-            </w:pPr>
-            <w:r>
-              <w:rPr>
-                <w:rFonts w:eastAsia="Times New Roman" w:cs="Times New Roman" w:ascii="Times New Roman" w:hAnsi="Times New Roman"/>
-                <w:sz w:val="28"/>
-                <w:szCs w:val="28"/>
-              </w:rPr>
-            </w:r>
-          </w:p>
-        </w:tc>
-      </w:tr>
-      <w:tr>
-        <w:trPr/>
-        <w:tc>
-          <w:tcPr>
-            <w:tcW w:w="1245" w:type="dxa"/>
-            <w:tcBorders>
-              <w:top w:val="single" w:sz="4" w:space="0" w:color="000000"/>
-              <w:left w:val="single" w:sz="4" w:space="0" w:color="000000"/>
-              <w:bottom w:val="single" w:sz="4" w:space="0" w:color="000000"/>
-              <w:right w:val="single" w:sz="4" w:space="0" w:color="000000"/>
-            </w:tcBorders>
-            <w:vAlign w:val="center"/>
-          </w:tcPr>
-          <w:p>
-            <w:pPr>
-              <w:pStyle w:val="Normal"/>
-              <w:spacing w:lineRule="auto" w:line="240" w:before="0" w:after="0"/>
-              <w:jc w:val="center"/>
-              <w:rPr>
-                <w:rFonts w:ascii="Times New Roman" w:hAnsi="Times New Roman" w:eastAsia="Times New Roman" w:cs="Times New Roman"/>
-                <w:sz w:val="28"/>
-                <w:szCs w:val="28"/>
-              </w:rPr>
-            </w:pPr>
-            <w:r>
-              <w:rPr>
-                <w:rFonts w:eastAsia="Times New Roman" w:cs="Times New Roman" w:ascii="Times New Roman" w:hAnsi="Times New Roman"/>
-                <w:sz w:val="28"/>
-                <w:szCs w:val="28"/>
-              </w:rPr>
-            </w:r>
-          </w:p>
-        </w:tc>
-        <w:tc>
-          <w:tcPr>
-            <w:tcW w:w="1639" w:type="dxa"/>
-            <w:tcBorders>
-              <w:top w:val="single" w:sz="4" w:space="0" w:color="000000"/>
-              <w:left w:val="single" w:sz="4" w:space="0" w:color="000000"/>
-              <w:bottom w:val="single" w:sz="4" w:space="0" w:color="000000"/>
-              <w:right w:val="single" w:sz="4" w:space="0" w:color="000000"/>
-            </w:tcBorders>
-            <w:vAlign w:val="center"/>
-          </w:tcPr>
-          <w:p>
-            <w:pPr>
-              <w:pStyle w:val="Normal"/>
-              <w:spacing w:lineRule="auto" w:line="240" w:before="0" w:after="0"/>
-              <w:jc w:val="center"/>
-              <w:rPr>
-                <w:rFonts w:ascii="Times New Roman" w:hAnsi="Times New Roman" w:eastAsia="Times New Roman" w:cs="Times New Roman"/>
-                <w:sz w:val="28"/>
-                <w:szCs w:val="28"/>
-              </w:rPr>
-            </w:pPr>
-            <w:r>
-              <w:rPr>
-                <w:rFonts w:eastAsia="Times New Roman" w:cs="Times New Roman" w:ascii="Times New Roman" w:hAnsi="Times New Roman"/>
-                <w:sz w:val="28"/>
-                <w:szCs w:val="28"/>
-              </w:rPr>
-            </w:r>
-          </w:p>
-        </w:tc>
-        <w:tc>
-          <w:tcPr>
-            <w:tcW w:w="4913" w:type="dxa"/>
-            <w:tcBorders>
-              <w:top w:val="single" w:sz="4" w:space="0" w:color="000000"/>
-              <w:left w:val="single" w:sz="4" w:space="0" w:color="000000"/>
-              <w:bottom w:val="single" w:sz="4" w:space="0" w:color="000000"/>
-              <w:right w:val="single" w:sz="4" w:space="0" w:color="000000"/>
-            </w:tcBorders>
-            <w:vAlign w:val="center"/>
-          </w:tcPr>
-          <w:p>
-            <w:pPr>
-              <w:pStyle w:val="Normal"/>
-              <w:spacing w:lineRule="auto" w:line="240" w:before="0" w:after="0"/>
-              <w:jc w:val="both"/>
-              <w:rPr>
-                <w:rFonts w:ascii="Times New Roman" w:hAnsi="Times New Roman" w:eastAsia="Times New Roman" w:cs="Times New Roman"/>
-                <w:sz w:val="28"/>
-                <w:szCs w:val="28"/>
-              </w:rPr>
-            </w:pPr>
-            <w:r>
-              <w:rPr>
-                <w:rFonts w:eastAsia="Times New Roman" w:cs="Times New Roman" w:ascii="Times New Roman" w:hAnsi="Times New Roman"/>
-                <w:sz w:val="28"/>
-                <w:szCs w:val="28"/>
-              </w:rPr>
-            </w:r>
-          </w:p>
-        </w:tc>
-        <w:tc>
-          <w:tcPr>
-            <w:tcW w:w="2125" w:type="dxa"/>
-            <w:tcBorders>
-              <w:top w:val="single" w:sz="4" w:space="0" w:color="000000"/>
-              <w:left w:val="single" w:sz="4" w:space="0" w:color="000000"/>
-              <w:bottom w:val="single" w:sz="4" w:space="0" w:color="000000"/>
-              <w:right w:val="single" w:sz="4" w:space="0" w:color="000000"/>
-            </w:tcBorders>
-            <w:vAlign w:val="center"/>
-          </w:tcPr>
-          <w:p>
-            <w:pPr>
-              <w:pStyle w:val="Normal"/>
-              <w:spacing w:lineRule="auto" w:line="240" w:before="0" w:after="0"/>
-              <w:jc w:val="center"/>
-              <w:rPr>
-                <w:rFonts w:ascii="Times New Roman" w:hAnsi="Times New Roman" w:eastAsia="Times New Roman" w:cs="Times New Roman"/>
-                <w:sz w:val="28"/>
-                <w:szCs w:val="28"/>
-              </w:rPr>
-            </w:pPr>
-            <w:r>
-              <w:rPr>
-                <w:rFonts w:eastAsia="Times New Roman" w:cs="Times New Roman" w:ascii="Times New Roman" w:hAnsi="Times New Roman"/>
-                <w:sz w:val="28"/>
-                <w:szCs w:val="28"/>
-              </w:rPr>
-            </w:r>
-          </w:p>
-        </w:tc>
-      </w:tr>
-      <w:tr>
-        <w:trPr/>
-        <w:tc>
-          <w:tcPr>
-            <w:tcW w:w="1245" w:type="dxa"/>
-            <w:tcBorders>
-              <w:top w:val="single" w:sz="4" w:space="0" w:color="000000"/>
-              <w:left w:val="single" w:sz="4" w:space="0" w:color="000000"/>
-              <w:bottom w:val="single" w:sz="4" w:space="0" w:color="000000"/>
-              <w:right w:val="single" w:sz="4" w:space="0" w:color="000000"/>
-            </w:tcBorders>
-            <w:vAlign w:val="center"/>
-          </w:tcPr>
-          <w:p>
-            <w:pPr>
-              <w:pStyle w:val="Normal"/>
-              <w:spacing w:lineRule="auto" w:line="240" w:before="0" w:after="0"/>
-              <w:jc w:val="center"/>
-              <w:rPr>
-                <w:rFonts w:ascii="Times New Roman" w:hAnsi="Times New Roman" w:eastAsia="Times New Roman" w:cs="Times New Roman"/>
-                <w:sz w:val="28"/>
-                <w:szCs w:val="28"/>
-              </w:rPr>
-            </w:pPr>
-            <w:r>
-              <w:rPr>
-                <w:rFonts w:eastAsia="Times New Roman" w:cs="Times New Roman" w:ascii="Times New Roman" w:hAnsi="Times New Roman"/>
-                <w:sz w:val="28"/>
-                <w:szCs w:val="28"/>
-              </w:rPr>
-            </w:r>
-          </w:p>
-        </w:tc>
-        <w:tc>
-          <w:tcPr>
-            <w:tcW w:w="1639" w:type="dxa"/>
-            <w:tcBorders>
-              <w:top w:val="single" w:sz="4" w:space="0" w:color="000000"/>
-              <w:left w:val="single" w:sz="4" w:space="0" w:color="000000"/>
-              <w:bottom w:val="single" w:sz="4" w:space="0" w:color="000000"/>
-              <w:right w:val="single" w:sz="4" w:space="0" w:color="000000"/>
-            </w:tcBorders>
-            <w:vAlign w:val="center"/>
-          </w:tcPr>
-          <w:p>
-            <w:pPr>
-              <w:pStyle w:val="Normal"/>
-              <w:spacing w:lineRule="auto" w:line="240" w:before="0" w:after="0"/>
-              <w:jc w:val="center"/>
-              <w:rPr>
-                <w:rFonts w:ascii="Times New Roman" w:hAnsi="Times New Roman" w:eastAsia="Times New Roman" w:cs="Times New Roman"/>
-                <w:sz w:val="28"/>
-                <w:szCs w:val="28"/>
-              </w:rPr>
-            </w:pPr>
-            <w:r>
-              <w:rPr>
-                <w:rFonts w:eastAsia="Times New Roman" w:cs="Times New Roman" w:ascii="Times New Roman" w:hAnsi="Times New Roman"/>
-                <w:sz w:val="28"/>
-                <w:szCs w:val="28"/>
-              </w:rPr>
-            </w:r>
-          </w:p>
-        </w:tc>
-        <w:tc>
-          <w:tcPr>
-            <w:tcW w:w="4913" w:type="dxa"/>
-            <w:tcBorders>
-              <w:top w:val="single" w:sz="4" w:space="0" w:color="000000"/>
-              <w:left w:val="single" w:sz="4" w:space="0" w:color="000000"/>
-              <w:bottom w:val="single" w:sz="4" w:space="0" w:color="000000"/>
-              <w:right w:val="single" w:sz="4" w:space="0" w:color="000000"/>
-            </w:tcBorders>
-            <w:vAlign w:val="center"/>
-          </w:tcPr>
-          <w:p>
-            <w:pPr>
-              <w:pStyle w:val="Normal"/>
-              <w:spacing w:lineRule="auto" w:line="240" w:before="0" w:after="0"/>
-              <w:jc w:val="both"/>
-              <w:rPr>
-                <w:rFonts w:ascii="Times New Roman" w:hAnsi="Times New Roman" w:eastAsia="Times New Roman" w:cs="Times New Roman"/>
-                <w:sz w:val="28"/>
-                <w:szCs w:val="28"/>
-              </w:rPr>
-            </w:pPr>
-            <w:r>
-              <w:rPr>
-                <w:rFonts w:eastAsia="Times New Roman" w:cs="Times New Roman" w:ascii="Times New Roman" w:hAnsi="Times New Roman"/>
-                <w:sz w:val="28"/>
-                <w:szCs w:val="28"/>
-              </w:rPr>
-            </w:r>
-          </w:p>
-        </w:tc>
-        <w:tc>
-          <w:tcPr>
-            <w:tcW w:w="2125" w:type="dxa"/>
-            <w:tcBorders>
-              <w:top w:val="single" w:sz="4" w:space="0" w:color="000000"/>
-              <w:left w:val="single" w:sz="4" w:space="0" w:color="000000"/>
-              <w:bottom w:val="single" w:sz="4" w:space="0" w:color="000000"/>
-              <w:right w:val="single" w:sz="4" w:space="0" w:color="000000"/>
-            </w:tcBorders>
-            <w:vAlign w:val="center"/>
-          </w:tcPr>
-          <w:p>
-            <w:pPr>
-              <w:pStyle w:val="Normal"/>
-              <w:spacing w:lineRule="auto" w:line="240" w:before="0" w:after="0"/>
-              <w:jc w:val="center"/>
-              <w:rPr>
-                <w:rFonts w:ascii="Times New Roman" w:hAnsi="Times New Roman" w:eastAsia="Times New Roman" w:cs="Times New Roman"/>
-                <w:sz w:val="28"/>
-                <w:szCs w:val="28"/>
-              </w:rPr>
-            </w:pPr>
-            <w:r>
-              <w:rPr>
-                <w:rFonts w:eastAsia="Times New Roman" w:cs="Times New Roman" w:ascii="Times New Roman" w:hAnsi="Times New Roman"/>
-                <w:sz w:val="28"/>
-                <w:szCs w:val="28"/>
-              </w:rPr>
-            </w:r>
-          </w:p>
-        </w:tc>
-      </w:tr>
-      <w:tr>
-        <w:trPr/>
-        <w:tc>
-          <w:tcPr>
-            <w:tcW w:w="1245" w:type="dxa"/>
-            <w:tcBorders>
-              <w:top w:val="single" w:sz="4" w:space="0" w:color="000000"/>
-              <w:left w:val="single" w:sz="4" w:space="0" w:color="000000"/>
-              <w:bottom w:val="single" w:sz="4" w:space="0" w:color="000000"/>
-              <w:right w:val="single" w:sz="4" w:space="0" w:color="000000"/>
-            </w:tcBorders>
-            <w:vAlign w:val="center"/>
-          </w:tcPr>
-          <w:p>
-            <w:pPr>
-              <w:pStyle w:val="Normal"/>
-              <w:spacing w:lineRule="auto" w:line="240" w:before="0" w:after="0"/>
-              <w:jc w:val="center"/>
-              <w:rPr>
-                <w:rFonts w:ascii="Times New Roman" w:hAnsi="Times New Roman" w:eastAsia="Times New Roman" w:cs="Times New Roman"/>
-                <w:sz w:val="28"/>
-                <w:szCs w:val="28"/>
-              </w:rPr>
-            </w:pPr>
-            <w:r>
-              <w:rPr>
-                <w:rFonts w:eastAsia="Times New Roman" w:cs="Times New Roman" w:ascii="Times New Roman" w:hAnsi="Times New Roman"/>
-                <w:sz w:val="28"/>
-                <w:szCs w:val="28"/>
-              </w:rPr>
-            </w:r>
-          </w:p>
-        </w:tc>
-        <w:tc>
-          <w:tcPr>
-            <w:tcW w:w="1639" w:type="dxa"/>
-            <w:tcBorders>
-              <w:top w:val="single" w:sz="4" w:space="0" w:color="000000"/>
-              <w:left w:val="single" w:sz="4" w:space="0" w:color="000000"/>
-              <w:bottom w:val="single" w:sz="4" w:space="0" w:color="000000"/>
-              <w:right w:val="single" w:sz="4" w:space="0" w:color="000000"/>
-            </w:tcBorders>
-            <w:vAlign w:val="center"/>
-          </w:tcPr>
-          <w:p>
-            <w:pPr>
-              <w:pStyle w:val="Normal"/>
-              <w:spacing w:lineRule="auto" w:line="240" w:before="0" w:after="0"/>
-              <w:jc w:val="center"/>
-              <w:rPr>
-                <w:rFonts w:ascii="Times New Roman" w:hAnsi="Times New Roman" w:eastAsia="Times New Roman" w:cs="Times New Roman"/>
-                <w:sz w:val="28"/>
-                <w:szCs w:val="28"/>
-              </w:rPr>
-            </w:pPr>
-            <w:r>
-              <w:rPr>
-                <w:rFonts w:eastAsia="Times New Roman" w:cs="Times New Roman" w:ascii="Times New Roman" w:hAnsi="Times New Roman"/>
-                <w:sz w:val="28"/>
-                <w:szCs w:val="28"/>
-              </w:rPr>
-            </w:r>
-          </w:p>
-        </w:tc>
-        <w:tc>
-          <w:tcPr>
-            <w:tcW w:w="4913" w:type="dxa"/>
-            <w:tcBorders>
-              <w:top w:val="single" w:sz="4" w:space="0" w:color="000000"/>
-              <w:left w:val="single" w:sz="4" w:space="0" w:color="000000"/>
-              <w:bottom w:val="single" w:sz="4" w:space="0" w:color="000000"/>
-              <w:right w:val="single" w:sz="4" w:space="0" w:color="000000"/>
-            </w:tcBorders>
-            <w:vAlign w:val="center"/>
-          </w:tcPr>
-          <w:p>
-            <w:pPr>
-              <w:pStyle w:val="Normal"/>
-              <w:spacing w:lineRule="auto" w:line="240" w:before="0" w:after="0"/>
-              <w:jc w:val="both"/>
-              <w:rPr>
-                <w:rFonts w:ascii="Times New Roman" w:hAnsi="Times New Roman" w:eastAsia="Times New Roman" w:cs="Times New Roman"/>
-                <w:sz w:val="28"/>
-                <w:szCs w:val="28"/>
-              </w:rPr>
-            </w:pPr>
-            <w:r>
-              <w:rPr>
-                <w:rFonts w:eastAsia="Times New Roman" w:cs="Times New Roman" w:ascii="Times New Roman" w:hAnsi="Times New Roman"/>
-                <w:sz w:val="28"/>
-                <w:szCs w:val="28"/>
-              </w:rPr>
-            </w:r>
-          </w:p>
-        </w:tc>
-        <w:tc>
-          <w:tcPr>
-            <w:tcW w:w="2125" w:type="dxa"/>
-            <w:tcBorders>
-              <w:top w:val="single" w:sz="4" w:space="0" w:color="000000"/>
-              <w:left w:val="single" w:sz="4" w:space="0" w:color="000000"/>
-              <w:bottom w:val="single" w:sz="4" w:space="0" w:color="000000"/>
-              <w:right w:val="single" w:sz="4" w:space="0" w:color="000000"/>
-            </w:tcBorders>
-            <w:vAlign w:val="center"/>
-          </w:tcPr>
-          <w:p>
-            <w:pPr>
-              <w:pStyle w:val="Normal"/>
-              <w:spacing w:lineRule="auto" w:line="240" w:before="0" w:after="0"/>
-              <w:jc w:val="center"/>
-              <w:rPr>
-                <w:rFonts w:ascii="Times New Roman" w:hAnsi="Times New Roman" w:eastAsia="Times New Roman" w:cs="Times New Roman"/>
-                <w:sz w:val="28"/>
-                <w:szCs w:val="28"/>
-              </w:rPr>
-            </w:pPr>
-            <w:r>
-              <w:rPr>
-                <w:rFonts w:eastAsia="Times New Roman" w:cs="Times New Roman" w:ascii="Times New Roman" w:hAnsi="Times New Roman"/>
-                <w:sz w:val="28"/>
-                <w:szCs w:val="28"/>
-              </w:rPr>
-            </w:r>
-          </w:p>
-        </w:tc>
-      </w:tr>
-      <w:tr>
-        <w:trPr/>
-        <w:tc>
-          <w:tcPr>
-            <w:tcW w:w="1245" w:type="dxa"/>
-            <w:tcBorders>
-              <w:top w:val="single" w:sz="4" w:space="0" w:color="000000"/>
-              <w:left w:val="single" w:sz="4" w:space="0" w:color="000000"/>
-              <w:bottom w:val="single" w:sz="4" w:space="0" w:color="000000"/>
-              <w:right w:val="single" w:sz="4" w:space="0" w:color="000000"/>
-            </w:tcBorders>
-            <w:vAlign w:val="center"/>
-          </w:tcPr>
-          <w:p>
-            <w:pPr>
-              <w:pStyle w:val="Normal"/>
-              <w:spacing w:lineRule="auto" w:line="240" w:before="0" w:after="0"/>
-              <w:jc w:val="center"/>
-              <w:rPr>
-                <w:rFonts w:ascii="Times New Roman" w:hAnsi="Times New Roman" w:eastAsia="Times New Roman" w:cs="Times New Roman"/>
-                <w:sz w:val="28"/>
-                <w:szCs w:val="28"/>
-              </w:rPr>
-            </w:pPr>
-            <w:r>
-              <w:rPr>
-                <w:rFonts w:eastAsia="Times New Roman" w:cs="Times New Roman" w:ascii="Times New Roman" w:hAnsi="Times New Roman"/>
-                <w:sz w:val="28"/>
-                <w:szCs w:val="28"/>
-              </w:rPr>
-            </w:r>
-          </w:p>
-        </w:tc>
-        <w:tc>
-          <w:tcPr>
-            <w:tcW w:w="1639" w:type="dxa"/>
-            <w:tcBorders>
-              <w:top w:val="single" w:sz="4" w:space="0" w:color="000000"/>
-              <w:left w:val="single" w:sz="4" w:space="0" w:color="000000"/>
-              <w:bottom w:val="single" w:sz="4" w:space="0" w:color="000000"/>
-              <w:right w:val="single" w:sz="4" w:space="0" w:color="000000"/>
-            </w:tcBorders>
-            <w:vAlign w:val="center"/>
-          </w:tcPr>
-          <w:p>
-            <w:pPr>
-              <w:pStyle w:val="Normal"/>
-              <w:spacing w:lineRule="auto" w:line="240" w:before="0" w:after="0"/>
-              <w:jc w:val="center"/>
-              <w:rPr>
-                <w:rFonts w:ascii="Times New Roman" w:hAnsi="Times New Roman" w:eastAsia="Times New Roman" w:cs="Times New Roman"/>
-                <w:sz w:val="28"/>
-                <w:szCs w:val="28"/>
-              </w:rPr>
-            </w:pPr>
-            <w:r>
-              <w:rPr>
-                <w:rFonts w:eastAsia="Times New Roman" w:cs="Times New Roman" w:ascii="Times New Roman" w:hAnsi="Times New Roman"/>
-                <w:sz w:val="28"/>
-                <w:szCs w:val="28"/>
-              </w:rPr>
-            </w:r>
-          </w:p>
-        </w:tc>
-        <w:tc>
-          <w:tcPr>
-            <w:tcW w:w="4913" w:type="dxa"/>
-            <w:tcBorders>
-              <w:top w:val="single" w:sz="4" w:space="0" w:color="000000"/>
-              <w:left w:val="single" w:sz="4" w:space="0" w:color="000000"/>
-              <w:bottom w:val="single" w:sz="4" w:space="0" w:color="000000"/>
-              <w:right w:val="single" w:sz="4" w:space="0" w:color="000000"/>
-            </w:tcBorders>
-            <w:vAlign w:val="center"/>
-          </w:tcPr>
-          <w:p>
-            <w:pPr>
-              <w:pStyle w:val="Normal"/>
-              <w:spacing w:lineRule="auto" w:line="240" w:before="0" w:after="0"/>
-              <w:jc w:val="both"/>
-              <w:rPr>
-                <w:rFonts w:ascii="Times New Roman" w:hAnsi="Times New Roman" w:eastAsia="Times New Roman" w:cs="Times New Roman"/>
-                <w:sz w:val="28"/>
-                <w:szCs w:val="28"/>
-              </w:rPr>
-            </w:pPr>
-            <w:r>
-              <w:rPr>
-                <w:rFonts w:eastAsia="Times New Roman" w:cs="Times New Roman" w:ascii="Times New Roman" w:hAnsi="Times New Roman"/>
-                <w:sz w:val="28"/>
-                <w:szCs w:val="28"/>
-              </w:rPr>
-            </w:r>
-          </w:p>
-        </w:tc>
-        <w:tc>
-          <w:tcPr>
-            <w:tcW w:w="2125" w:type="dxa"/>
-            <w:tcBorders>
-              <w:top w:val="single" w:sz="4" w:space="0" w:color="000000"/>
-              <w:left w:val="single" w:sz="4" w:space="0" w:color="000000"/>
-              <w:bottom w:val="single" w:sz="4" w:space="0" w:color="000000"/>
-              <w:right w:val="single" w:sz="4" w:space="0" w:color="000000"/>
-            </w:tcBorders>
-            <w:vAlign w:val="center"/>
-          </w:tcPr>
-          <w:p>
-            <w:pPr>
-              <w:pStyle w:val="Normal"/>
-              <w:spacing w:lineRule="auto" w:line="240" w:before="0" w:after="0"/>
-              <w:jc w:val="center"/>
-              <w:rPr>
-                <w:rFonts w:ascii="Times New Roman" w:hAnsi="Times New Roman" w:eastAsia="Times New Roman" w:cs="Times New Roman"/>
-                <w:sz w:val="28"/>
-                <w:szCs w:val="28"/>
-              </w:rPr>
-            </w:pPr>
-            <w:r>
-              <w:rPr>
-                <w:rFonts w:eastAsia="Times New Roman" w:cs="Times New Roman" w:ascii="Times New Roman" w:hAnsi="Times New Roman"/>
-                <w:sz w:val="28"/>
-                <w:szCs w:val="28"/>
-              </w:rPr>
-            </w:r>
-          </w:p>
-        </w:tc>
-      </w:tr>
-      <w:tr>
-        <w:trPr/>
-        <w:tc>
-          <w:tcPr>
-            <w:tcW w:w="1245" w:type="dxa"/>
-            <w:tcBorders>
-              <w:top w:val="single" w:sz="4" w:space="0" w:color="000000"/>
-              <w:left w:val="single" w:sz="4" w:space="0" w:color="000000"/>
-              <w:bottom w:val="single" w:sz="4" w:space="0" w:color="000000"/>
-              <w:right w:val="single" w:sz="4" w:space="0" w:color="000000"/>
-            </w:tcBorders>
-            <w:vAlign w:val="center"/>
-          </w:tcPr>
-          <w:p>
-            <w:pPr>
-              <w:pStyle w:val="Normal"/>
-              <w:spacing w:lineRule="auto" w:line="240" w:before="0" w:after="0"/>
-              <w:jc w:val="center"/>
-              <w:rPr>
-                <w:rFonts w:ascii="Times New Roman" w:hAnsi="Times New Roman" w:eastAsia="Times New Roman" w:cs="Times New Roman"/>
-                <w:sz w:val="28"/>
-                <w:szCs w:val="28"/>
-              </w:rPr>
-            </w:pPr>
-            <w:r>
-              <w:rPr>
-                <w:rFonts w:eastAsia="Times New Roman" w:cs="Times New Roman" w:ascii="Times New Roman" w:hAnsi="Times New Roman"/>
-                <w:sz w:val="28"/>
-                <w:szCs w:val="28"/>
-              </w:rPr>
-            </w:r>
-          </w:p>
-        </w:tc>
-        <w:tc>
-          <w:tcPr>
-            <w:tcW w:w="1639" w:type="dxa"/>
-            <w:tcBorders>
-              <w:top w:val="single" w:sz="4" w:space="0" w:color="000000"/>
-              <w:left w:val="single" w:sz="4" w:space="0" w:color="000000"/>
-              <w:bottom w:val="single" w:sz="4" w:space="0" w:color="000000"/>
-              <w:right w:val="single" w:sz="4" w:space="0" w:color="000000"/>
-            </w:tcBorders>
-            <w:vAlign w:val="center"/>
-          </w:tcPr>
-          <w:p>
-            <w:pPr>
-              <w:pStyle w:val="Normal"/>
-              <w:spacing w:lineRule="auto" w:line="240" w:before="0" w:after="0"/>
-              <w:jc w:val="center"/>
-              <w:rPr>
-                <w:rFonts w:ascii="Times New Roman" w:hAnsi="Times New Roman" w:eastAsia="Times New Roman" w:cs="Times New Roman"/>
-                <w:sz w:val="28"/>
-                <w:szCs w:val="28"/>
-              </w:rPr>
-            </w:pPr>
-            <w:r>
-              <w:rPr>
-                <w:rFonts w:eastAsia="Times New Roman" w:cs="Times New Roman" w:ascii="Times New Roman" w:hAnsi="Times New Roman"/>
-                <w:sz w:val="28"/>
-                <w:szCs w:val="28"/>
-              </w:rPr>
-            </w:r>
-          </w:p>
-        </w:tc>
-        <w:tc>
-          <w:tcPr>
-            <w:tcW w:w="4913" w:type="dxa"/>
-            <w:tcBorders>
-              <w:top w:val="single" w:sz="4" w:space="0" w:color="000000"/>
-              <w:left w:val="single" w:sz="4" w:space="0" w:color="000000"/>
-              <w:bottom w:val="single" w:sz="4" w:space="0" w:color="000000"/>
-              <w:right w:val="single" w:sz="4" w:space="0" w:color="000000"/>
-            </w:tcBorders>
-            <w:vAlign w:val="center"/>
-          </w:tcPr>
-          <w:p>
-            <w:pPr>
-              <w:pStyle w:val="Normal"/>
-              <w:spacing w:lineRule="auto" w:line="240" w:before="0" w:after="0"/>
-              <w:jc w:val="both"/>
-              <w:rPr>
-                <w:rFonts w:ascii="Times New Roman" w:hAnsi="Times New Roman" w:eastAsia="Times New Roman" w:cs="Times New Roman"/>
-                <w:sz w:val="28"/>
-                <w:szCs w:val="28"/>
-              </w:rPr>
-            </w:pPr>
-            <w:r>
-              <w:rPr>
-                <w:rFonts w:eastAsia="Times New Roman" w:cs="Times New Roman" w:ascii="Times New Roman" w:hAnsi="Times New Roman"/>
-                <w:sz w:val="28"/>
-                <w:szCs w:val="28"/>
-              </w:rPr>
-            </w:r>
-          </w:p>
-        </w:tc>
-        <w:tc>
-          <w:tcPr>
-            <w:tcW w:w="2125" w:type="dxa"/>
-            <w:tcBorders>
-              <w:top w:val="single" w:sz="4" w:space="0" w:color="000000"/>
-              <w:left w:val="single" w:sz="4" w:space="0" w:color="000000"/>
-              <w:bottom w:val="single" w:sz="4" w:space="0" w:color="000000"/>
-              <w:right w:val="single" w:sz="4" w:space="0" w:color="000000"/>
-            </w:tcBorders>
-            <w:vAlign w:val="center"/>
-          </w:tcPr>
-          <w:p>
-            <w:pPr>
-              <w:pStyle w:val="Normal"/>
-              <w:spacing w:lineRule="auto" w:line="240" w:before="0" w:after="0"/>
-              <w:jc w:val="center"/>
-              <w:rPr>
-                <w:rFonts w:ascii="Times New Roman" w:hAnsi="Times New Roman" w:eastAsia="Times New Roman" w:cs="Times New Roman"/>
-                <w:sz w:val="28"/>
-                <w:szCs w:val="28"/>
-              </w:rPr>
-            </w:pPr>
-            <w:r>
-              <w:rPr>
-                <w:rFonts w:eastAsia="Times New Roman" w:cs="Times New Roman" w:ascii="Times New Roman" w:hAnsi="Times New Roman"/>
-                <w:sz w:val="28"/>
-                <w:szCs w:val="28"/>
-              </w:rPr>
-            </w:r>
-          </w:p>
-        </w:tc>
-      </w:tr>
-      <w:tr>
-        <w:trPr/>
-        <w:tc>
-          <w:tcPr>
-            <w:tcW w:w="1245" w:type="dxa"/>
-            <w:tcBorders>
-              <w:top w:val="single" w:sz="4" w:space="0" w:color="000000"/>
-              <w:left w:val="single" w:sz="4" w:space="0" w:color="000000"/>
-              <w:bottom w:val="single" w:sz="4" w:space="0" w:color="000000"/>
-              <w:right w:val="single" w:sz="4" w:space="0" w:color="000000"/>
-            </w:tcBorders>
-            <w:vAlign w:val="center"/>
-          </w:tcPr>
-          <w:p>
-            <w:pPr>
-              <w:pStyle w:val="Normal"/>
-              <w:spacing w:lineRule="auto" w:line="240" w:before="0" w:after="0"/>
-              <w:jc w:val="center"/>
-              <w:rPr>
-                <w:rFonts w:ascii="Times New Roman" w:hAnsi="Times New Roman" w:eastAsia="Times New Roman" w:cs="Times New Roman"/>
-                <w:sz w:val="28"/>
-                <w:szCs w:val="28"/>
-              </w:rPr>
-            </w:pPr>
-            <w:r>
-              <w:rPr>
-                <w:rFonts w:eastAsia="Times New Roman" w:cs="Times New Roman" w:ascii="Times New Roman" w:hAnsi="Times New Roman"/>
-                <w:sz w:val="28"/>
-                <w:szCs w:val="28"/>
-              </w:rPr>
-            </w:r>
-          </w:p>
-        </w:tc>
-        <w:tc>
-          <w:tcPr>
-            <w:tcW w:w="1639" w:type="dxa"/>
-            <w:tcBorders>
-              <w:top w:val="single" w:sz="4" w:space="0" w:color="000000"/>
-              <w:left w:val="single" w:sz="4" w:space="0" w:color="000000"/>
-              <w:bottom w:val="single" w:sz="4" w:space="0" w:color="000000"/>
-              <w:right w:val="single" w:sz="4" w:space="0" w:color="000000"/>
-            </w:tcBorders>
-            <w:vAlign w:val="center"/>
-          </w:tcPr>
-          <w:p>
-            <w:pPr>
-              <w:pStyle w:val="Normal"/>
-              <w:spacing w:lineRule="auto" w:line="240" w:before="0" w:after="0"/>
-              <w:jc w:val="center"/>
-              <w:rPr>
-                <w:rFonts w:ascii="Times New Roman" w:hAnsi="Times New Roman" w:eastAsia="Times New Roman" w:cs="Times New Roman"/>
-                <w:sz w:val="28"/>
-                <w:szCs w:val="28"/>
-              </w:rPr>
-            </w:pPr>
-            <w:r>
-              <w:rPr>
-                <w:rFonts w:eastAsia="Times New Roman" w:cs="Times New Roman" w:ascii="Times New Roman" w:hAnsi="Times New Roman"/>
-                <w:sz w:val="28"/>
-                <w:szCs w:val="28"/>
-              </w:rPr>
-            </w:r>
-          </w:p>
-        </w:tc>
-        <w:tc>
-          <w:tcPr>
-            <w:tcW w:w="4913" w:type="dxa"/>
-            <w:tcBorders>
-              <w:top w:val="single" w:sz="4" w:space="0" w:color="000000"/>
-              <w:left w:val="single" w:sz="4" w:space="0" w:color="000000"/>
-              <w:bottom w:val="single" w:sz="4" w:space="0" w:color="000000"/>
-              <w:right w:val="single" w:sz="4" w:space="0" w:color="000000"/>
-            </w:tcBorders>
-            <w:vAlign w:val="center"/>
-          </w:tcPr>
-          <w:p>
-            <w:pPr>
-              <w:pStyle w:val="Normal"/>
-              <w:spacing w:lineRule="auto" w:line="240" w:before="0" w:after="0"/>
-              <w:jc w:val="both"/>
-              <w:rPr>
-                <w:rFonts w:ascii="Times New Roman" w:hAnsi="Times New Roman" w:eastAsia="Times New Roman" w:cs="Times New Roman"/>
-                <w:sz w:val="28"/>
-                <w:szCs w:val="28"/>
-              </w:rPr>
-            </w:pPr>
-            <w:r>
-              <w:rPr>
-                <w:rFonts w:eastAsia="Times New Roman" w:cs="Times New Roman" w:ascii="Times New Roman" w:hAnsi="Times New Roman"/>
-                <w:sz w:val="28"/>
-                <w:szCs w:val="28"/>
-              </w:rPr>
-            </w:r>
-          </w:p>
-        </w:tc>
-        <w:tc>
-          <w:tcPr>
-            <w:tcW w:w="2125" w:type="dxa"/>
-            <w:tcBorders>
-              <w:top w:val="single" w:sz="4" w:space="0" w:color="000000"/>
-              <w:left w:val="single" w:sz="4" w:space="0" w:color="000000"/>
-              <w:bottom w:val="single" w:sz="4" w:space="0" w:color="000000"/>
-              <w:right w:val="single" w:sz="4" w:space="0" w:color="000000"/>
-            </w:tcBorders>
-            <w:vAlign w:val="center"/>
-          </w:tcPr>
-          <w:p>
-            <w:pPr>
-              <w:pStyle w:val="Normal"/>
-              <w:spacing w:lineRule="auto" w:line="240" w:before="0" w:after="0"/>
-              <w:jc w:val="center"/>
-              <w:rPr>
-                <w:rFonts w:ascii="Times New Roman" w:hAnsi="Times New Roman" w:eastAsia="Times New Roman" w:cs="Times New Roman"/>
-                <w:sz w:val="28"/>
-                <w:szCs w:val="28"/>
-              </w:rPr>
-            </w:pPr>
-            <w:r>
-              <w:rPr>
-                <w:rFonts w:eastAsia="Times New Roman" w:cs="Times New Roman" w:ascii="Times New Roman" w:hAnsi="Times New Roman"/>
-                <w:sz w:val="28"/>
-                <w:szCs w:val="28"/>
-              </w:rPr>
-            </w:r>
-          </w:p>
-        </w:tc>
-      </w:tr>
-      <w:tr>
-        <w:trPr/>
-        <w:tc>
-          <w:tcPr>
-            <w:tcW w:w="1245" w:type="dxa"/>
-            <w:tcBorders>
-              <w:top w:val="single" w:sz="4" w:space="0" w:color="000000"/>
-              <w:left w:val="single" w:sz="4" w:space="0" w:color="000000"/>
-              <w:bottom w:val="single" w:sz="4" w:space="0" w:color="000000"/>
-              <w:right w:val="single" w:sz="4" w:space="0" w:color="000000"/>
-            </w:tcBorders>
-            <w:vAlign w:val="center"/>
-          </w:tcPr>
-          <w:p>
-            <w:pPr>
-              <w:pStyle w:val="Normal"/>
-              <w:spacing w:lineRule="auto" w:line="240" w:before="0" w:after="0"/>
-              <w:jc w:val="center"/>
-              <w:rPr>
-                <w:rFonts w:ascii="Times New Roman" w:hAnsi="Times New Roman" w:eastAsia="Times New Roman" w:cs="Times New Roman"/>
-                <w:sz w:val="28"/>
-                <w:szCs w:val="28"/>
-              </w:rPr>
-            </w:pPr>
-            <w:r>
-              <w:rPr>
-                <w:rFonts w:eastAsia="Times New Roman" w:cs="Times New Roman" w:ascii="Times New Roman" w:hAnsi="Times New Roman"/>
-                <w:sz w:val="28"/>
-                <w:szCs w:val="28"/>
-              </w:rPr>
-            </w:r>
-          </w:p>
-        </w:tc>
-        <w:tc>
-          <w:tcPr>
-            <w:tcW w:w="1639" w:type="dxa"/>
-            <w:tcBorders>
-              <w:top w:val="single" w:sz="4" w:space="0" w:color="000000"/>
-              <w:left w:val="single" w:sz="4" w:space="0" w:color="000000"/>
-              <w:bottom w:val="single" w:sz="4" w:space="0" w:color="000000"/>
-              <w:right w:val="single" w:sz="4" w:space="0" w:color="000000"/>
-            </w:tcBorders>
-            <w:vAlign w:val="center"/>
-          </w:tcPr>
-          <w:p>
-            <w:pPr>
-              <w:pStyle w:val="Normal"/>
-              <w:spacing w:lineRule="auto" w:line="240" w:before="0" w:after="0"/>
-              <w:jc w:val="center"/>
-              <w:rPr>
-                <w:rFonts w:ascii="Times New Roman" w:hAnsi="Times New Roman" w:eastAsia="Times New Roman" w:cs="Times New Roman"/>
-                <w:sz w:val="28"/>
-                <w:szCs w:val="28"/>
-              </w:rPr>
-            </w:pPr>
-            <w:r>
-              <w:rPr>
-                <w:rFonts w:eastAsia="Times New Roman" w:cs="Times New Roman" w:ascii="Times New Roman" w:hAnsi="Times New Roman"/>
-                <w:sz w:val="28"/>
-                <w:szCs w:val="28"/>
-              </w:rPr>
-            </w:r>
-          </w:p>
-        </w:tc>
-        <w:tc>
-          <w:tcPr>
-            <w:tcW w:w="4913" w:type="dxa"/>
-            <w:tcBorders>
-              <w:top w:val="single" w:sz="4" w:space="0" w:color="000000"/>
-              <w:left w:val="single" w:sz="4" w:space="0" w:color="000000"/>
-              <w:bottom w:val="single" w:sz="4" w:space="0" w:color="000000"/>
-              <w:right w:val="single" w:sz="4" w:space="0" w:color="000000"/>
-            </w:tcBorders>
-            <w:vAlign w:val="center"/>
-          </w:tcPr>
-          <w:p>
-            <w:pPr>
-              <w:pStyle w:val="Normal"/>
-              <w:spacing w:lineRule="auto" w:line="240" w:before="0" w:after="0"/>
-              <w:jc w:val="both"/>
-              <w:rPr>
-                <w:rFonts w:ascii="Times New Roman" w:hAnsi="Times New Roman" w:eastAsia="Times New Roman" w:cs="Times New Roman"/>
-                <w:sz w:val="28"/>
-                <w:szCs w:val="28"/>
-              </w:rPr>
-            </w:pPr>
-            <w:r>
-              <w:rPr>
-                <w:rFonts w:eastAsia="Times New Roman" w:cs="Times New Roman" w:ascii="Times New Roman" w:hAnsi="Times New Roman"/>
-                <w:sz w:val="28"/>
-                <w:szCs w:val="28"/>
-              </w:rPr>
-            </w:r>
-          </w:p>
-        </w:tc>
-        <w:tc>
-          <w:tcPr>
-            <w:tcW w:w="2125" w:type="dxa"/>
-            <w:tcBorders>
-              <w:top w:val="single" w:sz="4" w:space="0" w:color="000000"/>
-              <w:left w:val="single" w:sz="4" w:space="0" w:color="000000"/>
-              <w:bottom w:val="single" w:sz="4" w:space="0" w:color="000000"/>
-              <w:right w:val="single" w:sz="4" w:space="0" w:color="000000"/>
-            </w:tcBorders>
-            <w:vAlign w:val="center"/>
-          </w:tcPr>
-          <w:p>
-            <w:pPr>
-              <w:pStyle w:val="Normal"/>
-              <w:spacing w:lineRule="auto" w:line="240" w:before="0" w:after="0"/>
-              <w:jc w:val="center"/>
-              <w:rPr>
-                <w:rFonts w:ascii="Times New Roman" w:hAnsi="Times New Roman" w:eastAsia="Times New Roman" w:cs="Times New Roman"/>
-                <w:sz w:val="28"/>
-                <w:szCs w:val="28"/>
-              </w:rPr>
-            </w:pPr>
-            <w:r>
-              <w:rPr>
-                <w:rFonts w:eastAsia="Times New Roman" w:cs="Times New Roman" w:ascii="Times New Roman" w:hAnsi="Times New Roman"/>
-                <w:sz w:val="28"/>
-                <w:szCs w:val="28"/>
-              </w:rPr>
-            </w:r>
-          </w:p>
-        </w:tc>
-      </w:tr>
-      <w:tr>
-        <w:trPr/>
-        <w:tc>
-          <w:tcPr>
-            <w:tcW w:w="1245" w:type="dxa"/>
-            <w:tcBorders>
-              <w:top w:val="single" w:sz="4" w:space="0" w:color="000000"/>
-              <w:left w:val="single" w:sz="4" w:space="0" w:color="000000"/>
-              <w:bottom w:val="single" w:sz="4" w:space="0" w:color="000000"/>
-              <w:right w:val="single" w:sz="4" w:space="0" w:color="000000"/>
-            </w:tcBorders>
-            <w:vAlign w:val="center"/>
-          </w:tcPr>
-          <w:p>
-            <w:pPr>
-              <w:pStyle w:val="Normal"/>
-              <w:spacing w:lineRule="auto" w:line="240" w:before="0" w:after="0"/>
-              <w:jc w:val="center"/>
-              <w:rPr>
-                <w:rFonts w:ascii="Times New Roman" w:hAnsi="Times New Roman" w:eastAsia="Times New Roman" w:cs="Times New Roman"/>
-                <w:sz w:val="28"/>
-                <w:szCs w:val="28"/>
-              </w:rPr>
-            </w:pPr>
-            <w:r>
-              <w:rPr>
-                <w:rFonts w:eastAsia="Times New Roman" w:cs="Times New Roman" w:ascii="Times New Roman" w:hAnsi="Times New Roman"/>
-                <w:sz w:val="28"/>
-                <w:szCs w:val="28"/>
-              </w:rPr>
-            </w:r>
-          </w:p>
-        </w:tc>
-        <w:tc>
-          <w:tcPr>
-            <w:tcW w:w="1639" w:type="dxa"/>
-            <w:tcBorders>
-              <w:top w:val="single" w:sz="4" w:space="0" w:color="000000"/>
-              <w:left w:val="single" w:sz="4" w:space="0" w:color="000000"/>
-              <w:bottom w:val="single" w:sz="4" w:space="0" w:color="000000"/>
-              <w:right w:val="single" w:sz="4" w:space="0" w:color="000000"/>
-            </w:tcBorders>
-            <w:vAlign w:val="center"/>
-          </w:tcPr>
-          <w:p>
-            <w:pPr>
-              <w:pStyle w:val="Normal"/>
-              <w:spacing w:lineRule="auto" w:line="240" w:before="0" w:after="0"/>
-              <w:jc w:val="center"/>
-              <w:rPr>
-                <w:rFonts w:ascii="Times New Roman" w:hAnsi="Times New Roman" w:eastAsia="Times New Roman" w:cs="Times New Roman"/>
-                <w:sz w:val="28"/>
-                <w:szCs w:val="28"/>
-              </w:rPr>
-            </w:pPr>
-            <w:r>
-              <w:rPr>
-                <w:rFonts w:eastAsia="Times New Roman" w:cs="Times New Roman" w:ascii="Times New Roman" w:hAnsi="Times New Roman"/>
-                <w:sz w:val="28"/>
-                <w:szCs w:val="28"/>
-              </w:rPr>
-            </w:r>
-          </w:p>
-        </w:tc>
-        <w:tc>
-          <w:tcPr>
-            <w:tcW w:w="4913" w:type="dxa"/>
-            <w:tcBorders>
-              <w:top w:val="single" w:sz="4" w:space="0" w:color="000000"/>
-              <w:left w:val="single" w:sz="4" w:space="0" w:color="000000"/>
-              <w:bottom w:val="single" w:sz="4" w:space="0" w:color="000000"/>
-              <w:right w:val="single" w:sz="4" w:space="0" w:color="000000"/>
-            </w:tcBorders>
-            <w:vAlign w:val="center"/>
-          </w:tcPr>
-          <w:p>
-            <w:pPr>
-              <w:pStyle w:val="Normal"/>
-              <w:spacing w:lineRule="auto" w:line="240" w:before="0" w:after="0"/>
-              <w:jc w:val="both"/>
-              <w:rPr>
-                <w:rFonts w:ascii="Times New Roman" w:hAnsi="Times New Roman" w:eastAsia="Times New Roman" w:cs="Times New Roman"/>
-                <w:sz w:val="28"/>
-                <w:szCs w:val="28"/>
-              </w:rPr>
-            </w:pPr>
-            <w:r>
-              <w:rPr>
-                <w:rFonts w:eastAsia="Times New Roman" w:cs="Times New Roman" w:ascii="Times New Roman" w:hAnsi="Times New Roman"/>
-                <w:sz w:val="28"/>
-                <w:szCs w:val="28"/>
-              </w:rPr>
-            </w:r>
-          </w:p>
-        </w:tc>
-        <w:tc>
-          <w:tcPr>
-            <w:tcW w:w="2125" w:type="dxa"/>
-            <w:tcBorders>
-              <w:top w:val="single" w:sz="4" w:space="0" w:color="000000"/>
-              <w:left w:val="single" w:sz="4" w:space="0" w:color="000000"/>
-              <w:bottom w:val="single" w:sz="4" w:space="0" w:color="000000"/>
-              <w:right w:val="single" w:sz="4" w:space="0" w:color="000000"/>
-            </w:tcBorders>
-            <w:vAlign w:val="center"/>
-          </w:tcPr>
-          <w:p>
-            <w:pPr>
-              <w:pStyle w:val="Normal"/>
-              <w:spacing w:lineRule="auto" w:line="240" w:before="0" w:after="0"/>
-              <w:jc w:val="center"/>
-              <w:rPr>
-                <w:rFonts w:ascii="Times New Roman" w:hAnsi="Times New Roman" w:eastAsia="Times New Roman" w:cs="Times New Roman"/>
-                <w:sz w:val="28"/>
-                <w:szCs w:val="28"/>
-              </w:rPr>
-            </w:pPr>
-            <w:r>
-              <w:rPr>
-                <w:rFonts w:eastAsia="Times New Roman" w:cs="Times New Roman" w:ascii="Times New Roman" w:hAnsi="Times New Roman"/>
-                <w:sz w:val="28"/>
-                <w:szCs w:val="28"/>
-              </w:rPr>
-            </w:r>
-          </w:p>
-        </w:tc>
-      </w:tr>
-      <w:tr>
-        <w:trPr/>
-        <w:tc>
-          <w:tcPr>
-            <w:tcW w:w="1245" w:type="dxa"/>
-            <w:tcBorders>
-              <w:top w:val="single" w:sz="4" w:space="0" w:color="000000"/>
-              <w:left w:val="single" w:sz="4" w:space="0" w:color="000000"/>
-              <w:bottom w:val="single" w:sz="4" w:space="0" w:color="000000"/>
-              <w:right w:val="single" w:sz="4" w:space="0" w:color="000000"/>
-            </w:tcBorders>
-            <w:vAlign w:val="center"/>
-          </w:tcPr>
-          <w:p>
-            <w:pPr>
-              <w:pStyle w:val="Normal"/>
-              <w:spacing w:lineRule="auto" w:line="240" w:before="0" w:after="0"/>
-              <w:jc w:val="center"/>
-              <w:rPr>
-                <w:rFonts w:ascii="Times New Roman" w:hAnsi="Times New Roman" w:eastAsia="Times New Roman" w:cs="Times New Roman"/>
-                <w:sz w:val="28"/>
-                <w:szCs w:val="28"/>
-              </w:rPr>
-            </w:pPr>
-            <w:r>
-              <w:rPr>
-                <w:rFonts w:eastAsia="Times New Roman" w:cs="Times New Roman" w:ascii="Times New Roman" w:hAnsi="Times New Roman"/>
-                <w:sz w:val="28"/>
-                <w:szCs w:val="28"/>
-              </w:rPr>
-            </w:r>
-          </w:p>
-        </w:tc>
-        <w:tc>
-          <w:tcPr>
-            <w:tcW w:w="1639" w:type="dxa"/>
-            <w:tcBorders>
-              <w:top w:val="single" w:sz="4" w:space="0" w:color="000000"/>
-              <w:left w:val="single" w:sz="4" w:space="0" w:color="000000"/>
-              <w:bottom w:val="single" w:sz="4" w:space="0" w:color="000000"/>
-              <w:right w:val="single" w:sz="4" w:space="0" w:color="000000"/>
-            </w:tcBorders>
-            <w:vAlign w:val="center"/>
-          </w:tcPr>
-          <w:p>
-            <w:pPr>
-              <w:pStyle w:val="Normal"/>
-              <w:spacing w:lineRule="auto" w:line="240" w:before="0" w:after="0"/>
-              <w:jc w:val="center"/>
-              <w:rPr>
-                <w:rFonts w:ascii="Times New Roman" w:hAnsi="Times New Roman" w:eastAsia="Times New Roman" w:cs="Times New Roman"/>
-                <w:sz w:val="28"/>
-                <w:szCs w:val="28"/>
-              </w:rPr>
-            </w:pPr>
-            <w:r>
-              <w:rPr>
-                <w:rFonts w:eastAsia="Times New Roman" w:cs="Times New Roman" w:ascii="Times New Roman" w:hAnsi="Times New Roman"/>
-                <w:sz w:val="28"/>
-                <w:szCs w:val="28"/>
-              </w:rPr>
-            </w:r>
-          </w:p>
-        </w:tc>
-        <w:tc>
-          <w:tcPr>
-            <w:tcW w:w="4913" w:type="dxa"/>
-            <w:tcBorders>
-              <w:top w:val="single" w:sz="4" w:space="0" w:color="000000"/>
-              <w:left w:val="single" w:sz="4" w:space="0" w:color="000000"/>
-              <w:bottom w:val="single" w:sz="4" w:space="0" w:color="000000"/>
-              <w:right w:val="single" w:sz="4" w:space="0" w:color="000000"/>
-            </w:tcBorders>
-            <w:vAlign w:val="center"/>
-          </w:tcPr>
-          <w:p>
-            <w:pPr>
-              <w:pStyle w:val="Normal"/>
-              <w:spacing w:lineRule="auto" w:line="240" w:before="0" w:after="0"/>
-              <w:jc w:val="both"/>
-              <w:rPr>
-                <w:rFonts w:ascii="Times New Roman" w:hAnsi="Times New Roman" w:eastAsia="Times New Roman" w:cs="Times New Roman"/>
-                <w:sz w:val="28"/>
-                <w:szCs w:val="28"/>
-              </w:rPr>
-            </w:pPr>
-            <w:r>
-              <w:rPr>
-                <w:rFonts w:eastAsia="Times New Roman" w:cs="Times New Roman" w:ascii="Times New Roman" w:hAnsi="Times New Roman"/>
-                <w:sz w:val="28"/>
-                <w:szCs w:val="28"/>
-              </w:rPr>
-            </w:r>
-          </w:p>
-        </w:tc>
-        <w:tc>
-          <w:tcPr>
-            <w:tcW w:w="2125" w:type="dxa"/>
-            <w:tcBorders>
-              <w:top w:val="single" w:sz="4" w:space="0" w:color="000000"/>
-              <w:left w:val="single" w:sz="4" w:space="0" w:color="000000"/>
-              <w:bottom w:val="single" w:sz="4" w:space="0" w:color="000000"/>
-              <w:right w:val="single" w:sz="4" w:space="0" w:color="000000"/>
-            </w:tcBorders>
-            <w:vAlign w:val="center"/>
-          </w:tcPr>
-          <w:p>
-            <w:pPr>
-              <w:pStyle w:val="Normal"/>
-              <w:spacing w:lineRule="auto" w:line="240" w:before="0" w:after="0"/>
-              <w:jc w:val="center"/>
-              <w:rPr>
-                <w:rFonts w:ascii="Times New Roman" w:hAnsi="Times New Roman" w:eastAsia="Times New Roman" w:cs="Times New Roman"/>
-                <w:sz w:val="28"/>
-                <w:szCs w:val="28"/>
-              </w:rPr>
-            </w:pPr>
-            <w:r>
-              <w:rPr>
-                <w:rFonts w:eastAsia="Times New Roman" w:cs="Times New Roman" w:ascii="Times New Roman" w:hAnsi="Times New Roman"/>
-                <w:sz w:val="28"/>
-                <w:szCs w:val="28"/>
-              </w:rPr>
-            </w:r>
-          </w:p>
-        </w:tc>
-      </w:tr>
-      <w:tr>
-        <w:trPr/>
-        <w:tc>
-          <w:tcPr>
-            <w:tcW w:w="1245" w:type="dxa"/>
-            <w:tcBorders>
-              <w:top w:val="single" w:sz="4" w:space="0" w:color="000000"/>
-              <w:left w:val="single" w:sz="4" w:space="0" w:color="000000"/>
-              <w:bottom w:val="single" w:sz="4" w:space="0" w:color="000000"/>
-              <w:right w:val="single" w:sz="4" w:space="0" w:color="000000"/>
-            </w:tcBorders>
-            <w:vAlign w:val="center"/>
-          </w:tcPr>
-          <w:p>
-            <w:pPr>
-              <w:pStyle w:val="Normal"/>
-              <w:spacing w:lineRule="auto" w:line="240" w:before="0" w:after="0"/>
-              <w:jc w:val="center"/>
-              <w:rPr>
-                <w:rFonts w:ascii="Times New Roman" w:hAnsi="Times New Roman" w:eastAsia="Times New Roman" w:cs="Times New Roman"/>
-                <w:sz w:val="28"/>
-                <w:szCs w:val="28"/>
-              </w:rPr>
-            </w:pPr>
-            <w:r>
-              <w:rPr>
-                <w:rFonts w:eastAsia="Times New Roman" w:cs="Times New Roman" w:ascii="Times New Roman" w:hAnsi="Times New Roman"/>
-                <w:sz w:val="28"/>
-                <w:szCs w:val="28"/>
-              </w:rPr>
-            </w:r>
-          </w:p>
-        </w:tc>
-        <w:tc>
-          <w:tcPr>
-            <w:tcW w:w="1639" w:type="dxa"/>
-            <w:tcBorders>
-              <w:top w:val="single" w:sz="4" w:space="0" w:color="000000"/>
-              <w:left w:val="single" w:sz="4" w:space="0" w:color="000000"/>
-              <w:bottom w:val="single" w:sz="4" w:space="0" w:color="000000"/>
-              <w:right w:val="single" w:sz="4" w:space="0" w:color="000000"/>
-            </w:tcBorders>
-            <w:vAlign w:val="center"/>
-          </w:tcPr>
-          <w:p>
-            <w:pPr>
-              <w:pStyle w:val="Normal"/>
-              <w:spacing w:lineRule="auto" w:line="240" w:before="0" w:after="0"/>
-              <w:jc w:val="center"/>
-              <w:rPr>
-                <w:rFonts w:ascii="Times New Roman" w:hAnsi="Times New Roman" w:eastAsia="Times New Roman" w:cs="Times New Roman"/>
-                <w:sz w:val="28"/>
-                <w:szCs w:val="28"/>
-              </w:rPr>
-            </w:pPr>
-            <w:r>
-              <w:rPr>
-                <w:rFonts w:eastAsia="Times New Roman" w:cs="Times New Roman" w:ascii="Times New Roman" w:hAnsi="Times New Roman"/>
-                <w:sz w:val="28"/>
-                <w:szCs w:val="28"/>
-              </w:rPr>
-            </w:r>
-          </w:p>
-        </w:tc>
-        <w:tc>
-          <w:tcPr>
-            <w:tcW w:w="4913" w:type="dxa"/>
-            <w:tcBorders>
-              <w:top w:val="single" w:sz="4" w:space="0" w:color="000000"/>
-              <w:left w:val="single" w:sz="4" w:space="0" w:color="000000"/>
-              <w:bottom w:val="single" w:sz="4" w:space="0" w:color="000000"/>
-              <w:right w:val="single" w:sz="4" w:space="0" w:color="000000"/>
-            </w:tcBorders>
-            <w:vAlign w:val="center"/>
-          </w:tcPr>
-          <w:p>
-            <w:pPr>
-              <w:pStyle w:val="Normal"/>
-              <w:spacing w:lineRule="auto" w:line="240" w:before="0" w:after="0"/>
-              <w:jc w:val="both"/>
-              <w:rPr>
-                <w:rFonts w:ascii="Times New Roman" w:hAnsi="Times New Roman" w:eastAsia="Times New Roman" w:cs="Times New Roman"/>
-                <w:sz w:val="28"/>
-                <w:szCs w:val="28"/>
-              </w:rPr>
-            </w:pPr>
-            <w:r>
-              <w:rPr>
-                <w:rFonts w:eastAsia="Times New Roman" w:cs="Times New Roman" w:ascii="Times New Roman" w:hAnsi="Times New Roman"/>
-                <w:sz w:val="28"/>
-                <w:szCs w:val="28"/>
-              </w:rPr>
-            </w:r>
-          </w:p>
-        </w:tc>
-        <w:tc>
-          <w:tcPr>
-            <w:tcW w:w="2125" w:type="dxa"/>
-            <w:tcBorders>
-              <w:top w:val="single" w:sz="4" w:space="0" w:color="000000"/>
-              <w:left w:val="single" w:sz="4" w:space="0" w:color="000000"/>
-              <w:bottom w:val="single" w:sz="4" w:space="0" w:color="000000"/>
-              <w:right w:val="single" w:sz="4" w:space="0" w:color="000000"/>
-            </w:tcBorders>
-            <w:vAlign w:val="center"/>
-          </w:tcPr>
-          <w:p>
-            <w:pPr>
-              <w:pStyle w:val="Normal"/>
-              <w:spacing w:lineRule="auto" w:line="240" w:before="0" w:after="0"/>
-              <w:jc w:val="center"/>
-              <w:rPr>
-                <w:rFonts w:ascii="Times New Roman" w:hAnsi="Times New Roman" w:eastAsia="Times New Roman" w:cs="Times New Roman"/>
-                <w:sz w:val="28"/>
-                <w:szCs w:val="28"/>
-              </w:rPr>
-            </w:pPr>
-            <w:r>
-              <w:rPr>
-                <w:rFonts w:eastAsia="Times New Roman" w:cs="Times New Roman" w:ascii="Times New Roman" w:hAnsi="Times New Roman"/>
-                <w:sz w:val="28"/>
-                <w:szCs w:val="28"/>
-              </w:rPr>
-            </w:r>
-          </w:p>
-        </w:tc>
-      </w:tr>
-      <w:tr>
-        <w:trPr/>
-        <w:tc>
-          <w:tcPr>
-            <w:tcW w:w="1245" w:type="dxa"/>
-            <w:tcBorders>
-              <w:top w:val="single" w:sz="4" w:space="0" w:color="000000"/>
-              <w:left w:val="single" w:sz="4" w:space="0" w:color="000000"/>
-              <w:bottom w:val="single" w:sz="4" w:space="0" w:color="000000"/>
-              <w:right w:val="single" w:sz="4" w:space="0" w:color="000000"/>
-            </w:tcBorders>
-            <w:vAlign w:val="center"/>
-          </w:tcPr>
-          <w:p>
-            <w:pPr>
-              <w:pStyle w:val="Normal"/>
-              <w:spacing w:lineRule="auto" w:line="240" w:before="0" w:after="0"/>
-              <w:jc w:val="center"/>
-              <w:rPr>
-                <w:rFonts w:ascii="Times New Roman" w:hAnsi="Times New Roman" w:eastAsia="Times New Roman" w:cs="Times New Roman"/>
-                <w:sz w:val="28"/>
-                <w:szCs w:val="28"/>
-              </w:rPr>
-            </w:pPr>
-            <w:r>
-              <w:rPr>
-                <w:rFonts w:eastAsia="Times New Roman" w:cs="Times New Roman" w:ascii="Times New Roman" w:hAnsi="Times New Roman"/>
-                <w:sz w:val="28"/>
-                <w:szCs w:val="28"/>
-              </w:rPr>
-            </w:r>
-          </w:p>
-        </w:tc>
-        <w:tc>
-          <w:tcPr>
-            <w:tcW w:w="1639" w:type="dxa"/>
-            <w:tcBorders>
-              <w:top w:val="single" w:sz="4" w:space="0" w:color="000000"/>
-              <w:left w:val="single" w:sz="4" w:space="0" w:color="000000"/>
-              <w:bottom w:val="single" w:sz="4" w:space="0" w:color="000000"/>
-              <w:right w:val="single" w:sz="4" w:space="0" w:color="000000"/>
-            </w:tcBorders>
-            <w:vAlign w:val="center"/>
-          </w:tcPr>
-          <w:p>
-            <w:pPr>
-              <w:pStyle w:val="Normal"/>
-              <w:spacing w:lineRule="auto" w:line="240" w:before="0" w:after="0"/>
-              <w:jc w:val="center"/>
-              <w:rPr>
-                <w:rFonts w:ascii="Times New Roman" w:hAnsi="Times New Roman" w:eastAsia="Times New Roman" w:cs="Times New Roman"/>
-                <w:sz w:val="28"/>
-                <w:szCs w:val="28"/>
-              </w:rPr>
-            </w:pPr>
-            <w:r>
-              <w:rPr>
-                <w:rFonts w:eastAsia="Times New Roman" w:cs="Times New Roman" w:ascii="Times New Roman" w:hAnsi="Times New Roman"/>
-                <w:sz w:val="28"/>
-                <w:szCs w:val="28"/>
-              </w:rPr>
-            </w:r>
-          </w:p>
-        </w:tc>
-        <w:tc>
-          <w:tcPr>
-            <w:tcW w:w="4913" w:type="dxa"/>
-            <w:tcBorders>
-              <w:top w:val="single" w:sz="4" w:space="0" w:color="000000"/>
-              <w:left w:val="single" w:sz="4" w:space="0" w:color="000000"/>
-              <w:bottom w:val="single" w:sz="4" w:space="0" w:color="000000"/>
-              <w:right w:val="single" w:sz="4" w:space="0" w:color="000000"/>
-            </w:tcBorders>
-            <w:vAlign w:val="center"/>
-          </w:tcPr>
-          <w:p>
-            <w:pPr>
-              <w:pStyle w:val="Normal"/>
-              <w:spacing w:lineRule="auto" w:line="240" w:before="0" w:after="0"/>
-              <w:jc w:val="both"/>
-              <w:rPr>
-                <w:rFonts w:ascii="Times New Roman" w:hAnsi="Times New Roman" w:eastAsia="Times New Roman" w:cs="Times New Roman"/>
-                <w:sz w:val="28"/>
-                <w:szCs w:val="28"/>
-              </w:rPr>
-            </w:pPr>
-            <w:r>
-              <w:rPr>
-                <w:rFonts w:eastAsia="Times New Roman" w:cs="Times New Roman" w:ascii="Times New Roman" w:hAnsi="Times New Roman"/>
-                <w:sz w:val="28"/>
-                <w:szCs w:val="28"/>
-              </w:rPr>
-            </w:r>
-          </w:p>
-        </w:tc>
-        <w:tc>
-          <w:tcPr>
-            <w:tcW w:w="2125" w:type="dxa"/>
-            <w:tcBorders>
-              <w:top w:val="single" w:sz="4" w:space="0" w:color="000000"/>
-              <w:left w:val="single" w:sz="4" w:space="0" w:color="000000"/>
-              <w:bottom w:val="single" w:sz="4" w:space="0" w:color="000000"/>
-              <w:right w:val="single" w:sz="4" w:space="0" w:color="000000"/>
-            </w:tcBorders>
-            <w:vAlign w:val="center"/>
-          </w:tcPr>
-          <w:p>
-            <w:pPr>
-              <w:pStyle w:val="Normal"/>
-              <w:spacing w:lineRule="auto" w:line="240" w:before="0" w:after="0"/>
-              <w:jc w:val="center"/>
-              <w:rPr>
-                <w:rFonts w:ascii="Times New Roman" w:hAnsi="Times New Roman" w:eastAsia="Times New Roman" w:cs="Times New Roman"/>
-                <w:sz w:val="28"/>
-                <w:szCs w:val="28"/>
-              </w:rPr>
-            </w:pPr>
-            <w:r>
-              <w:rPr>
-                <w:rFonts w:eastAsia="Times New Roman" w:cs="Times New Roman" w:ascii="Times New Roman" w:hAnsi="Times New Roman"/>
-                <w:sz w:val="28"/>
-                <w:szCs w:val="28"/>
-              </w:rPr>
-            </w:r>
-          </w:p>
-        </w:tc>
-      </w:tr>
-      <w:tr>
-        <w:trPr/>
-        <w:tc>
-          <w:tcPr>
-            <w:tcW w:w="1245" w:type="dxa"/>
-            <w:tcBorders>
-              <w:top w:val="single" w:sz="4" w:space="0" w:color="000000"/>
-              <w:left w:val="single" w:sz="4" w:space="0" w:color="000000"/>
-              <w:bottom w:val="single" w:sz="4" w:space="0" w:color="000000"/>
-              <w:right w:val="single" w:sz="4" w:space="0" w:color="000000"/>
-            </w:tcBorders>
-            <w:vAlign w:val="center"/>
-          </w:tcPr>
-          <w:p>
-            <w:pPr>
-              <w:pStyle w:val="Normal"/>
-              <w:spacing w:lineRule="auto" w:line="240" w:before="0" w:after="0"/>
-              <w:jc w:val="center"/>
-              <w:rPr>
-                <w:rFonts w:ascii="Times New Roman" w:hAnsi="Times New Roman" w:eastAsia="Times New Roman" w:cs="Times New Roman"/>
-                <w:sz w:val="28"/>
-                <w:szCs w:val="28"/>
-              </w:rPr>
-            </w:pPr>
-            <w:r>
-              <w:rPr>
-                <w:rFonts w:eastAsia="Times New Roman" w:cs="Times New Roman" w:ascii="Times New Roman" w:hAnsi="Times New Roman"/>
-                <w:sz w:val="28"/>
-                <w:szCs w:val="28"/>
-              </w:rPr>
-            </w:r>
-          </w:p>
-        </w:tc>
-        <w:tc>
-          <w:tcPr>
-            <w:tcW w:w="1639" w:type="dxa"/>
-            <w:tcBorders>
-              <w:top w:val="single" w:sz="4" w:space="0" w:color="000000"/>
-              <w:left w:val="single" w:sz="4" w:space="0" w:color="000000"/>
-              <w:bottom w:val="single" w:sz="4" w:space="0" w:color="000000"/>
-              <w:right w:val="single" w:sz="4" w:space="0" w:color="000000"/>
-            </w:tcBorders>
-            <w:vAlign w:val="center"/>
-          </w:tcPr>
-          <w:p>
-            <w:pPr>
-              <w:pStyle w:val="Normal"/>
-              <w:spacing w:lineRule="auto" w:line="240" w:before="0" w:after="0"/>
-              <w:jc w:val="center"/>
-              <w:rPr>
-                <w:rFonts w:ascii="Times New Roman" w:hAnsi="Times New Roman" w:eastAsia="Times New Roman" w:cs="Times New Roman"/>
-                <w:sz w:val="28"/>
-                <w:szCs w:val="28"/>
-              </w:rPr>
-            </w:pPr>
-            <w:r>
-              <w:rPr>
-                <w:rFonts w:eastAsia="Times New Roman" w:cs="Times New Roman" w:ascii="Times New Roman" w:hAnsi="Times New Roman"/>
-                <w:sz w:val="28"/>
-                <w:szCs w:val="28"/>
-              </w:rPr>
-            </w:r>
-          </w:p>
-        </w:tc>
-        <w:tc>
-          <w:tcPr>
-            <w:tcW w:w="4913" w:type="dxa"/>
-            <w:tcBorders>
-              <w:top w:val="single" w:sz="4" w:space="0" w:color="000000"/>
-              <w:left w:val="single" w:sz="4" w:space="0" w:color="000000"/>
-              <w:bottom w:val="single" w:sz="4" w:space="0" w:color="000000"/>
-              <w:right w:val="single" w:sz="4" w:space="0" w:color="000000"/>
-            </w:tcBorders>
-            <w:vAlign w:val="center"/>
-          </w:tcPr>
-          <w:p>
-            <w:pPr>
-              <w:pStyle w:val="Normal"/>
-              <w:spacing w:lineRule="auto" w:line="240" w:before="0" w:after="0"/>
-              <w:jc w:val="both"/>
-              <w:rPr>
-                <w:rFonts w:ascii="Times New Roman" w:hAnsi="Times New Roman" w:eastAsia="Times New Roman" w:cs="Times New Roman"/>
-                <w:sz w:val="28"/>
-                <w:szCs w:val="28"/>
-              </w:rPr>
-            </w:pPr>
-            <w:r>
-              <w:rPr>
-                <w:rFonts w:eastAsia="Times New Roman" w:cs="Times New Roman" w:ascii="Times New Roman" w:hAnsi="Times New Roman"/>
-                <w:sz w:val="28"/>
-                <w:szCs w:val="28"/>
-              </w:rPr>
-            </w:r>
-          </w:p>
-        </w:tc>
-        <w:tc>
-          <w:tcPr>
-            <w:tcW w:w="2125" w:type="dxa"/>
-            <w:tcBorders>
-              <w:top w:val="single" w:sz="4" w:space="0" w:color="000000"/>
-              <w:left w:val="single" w:sz="4" w:space="0" w:color="000000"/>
-              <w:bottom w:val="single" w:sz="4" w:space="0" w:color="000000"/>
-              <w:right w:val="single" w:sz="4" w:space="0" w:color="000000"/>
-            </w:tcBorders>
-            <w:vAlign w:val="center"/>
-          </w:tcPr>
-          <w:p>
-            <w:pPr>
-              <w:pStyle w:val="Normal"/>
-              <w:spacing w:lineRule="auto" w:line="240" w:before="0" w:after="0"/>
-              <w:jc w:val="center"/>
-              <w:rPr>
-                <w:rFonts w:ascii="Times New Roman" w:hAnsi="Times New Roman" w:eastAsia="Times New Roman" w:cs="Times New Roman"/>
-                <w:sz w:val="28"/>
-                <w:szCs w:val="28"/>
-              </w:rPr>
-            </w:pPr>
-            <w:r>
-              <w:rPr>
-                <w:rFonts w:eastAsia="Times New Roman" w:cs="Times New Roman" w:ascii="Times New Roman" w:hAnsi="Times New Roman"/>
-                <w:sz w:val="28"/>
-                <w:szCs w:val="28"/>
-              </w:rPr>
-            </w:r>
-          </w:p>
-        </w:tc>
-      </w:tr>
     </w:tbl>
     <w:p>
       <w:pPr>
@@ -3701,23 +1923,7 @@
           <w:sz w:val="28"/>
           <w:szCs w:val="28"/>
         </w:rPr>
-        <w:t xml:space="preserve">Студент </w:t>
-      </w:r>
-      <w:r>
-        <w:rPr>
-          <w:rFonts w:eastAsia="Times New Roman" w:cs="Times New Roman" w:ascii="Times New Roman" w:hAnsi="Times New Roman"/>
-          <w:sz w:val="28"/>
-          <w:szCs w:val="28"/>
-        </w:rPr>
-        <w:t xml:space="preserve">Титов А. А. </w:t>
-      </w:r>
-      <w:r>
-        <w:rPr>
-          <w:rFonts w:eastAsia="Times New Roman" w:cs="Times New Roman" w:ascii="Times New Roman" w:hAnsi="Times New Roman"/>
-          <w:sz w:val="28"/>
-          <w:szCs w:val="28"/>
-        </w:rPr>
-        <w:t>__________________________________________________</w:t>
+        <w:t>Студент Титов А. А. __________________________________________________</w:t>
       </w:r>
     </w:p>
     <w:p>
@@ -3752,23 +1958,7 @@
           <w:sz w:val="28"/>
           <w:szCs w:val="28"/>
         </w:rPr>
-        <w:t xml:space="preserve">Руководитель практики от ДВФУ </w:t>
-      </w:r>
-      <w:r>
-        <w:rPr>
-          <w:rFonts w:eastAsia="Times New Roman" w:cs="Times New Roman" w:ascii="Times New Roman" w:hAnsi="Times New Roman"/>
-          <w:sz w:val="28"/>
-          <w:szCs w:val="28"/>
-        </w:rPr>
-        <w:t>Скурский С. А.</w:t>
-      </w:r>
-      <w:r>
-        <w:rPr>
-          <w:rFonts w:eastAsia="Times New Roman" w:cs="Times New Roman" w:ascii="Times New Roman" w:hAnsi="Times New Roman"/>
-          <w:sz w:val="28"/>
-          <w:szCs w:val="28"/>
-        </w:rPr>
-        <w:t>__________________________</w:t>
+        <w:t>Руководитель практики от ДВФУ Скурский С. А.__________________________</w:t>
       </w:r>
     </w:p>
     <w:p>
